--- a/04 game app/实验四+翻牌游戏应用.docx
+++ b/04 game app/实验四+翻牌游戏应用.docx
@@ -432,7 +432,7 @@
           <w:rFonts w:hint="eastAsia"/>
           <w:b/>
         </w:rPr>
-        <w:t>Gitee网址：_____________________________________________</w:t>
+        <w:t>Gitee网址：______https://github.com/fdxdez/Android-program.git______</w:t>
       </w:r>
     </w:p>
     <w:p/>
@@ -493,6 +493,8 @@
         </w:rPr>
         <w:t>2、实验要求</w:t>
       </w:r>
+      <w:bookmarkStart w:id="0" w:name="_GoBack"/>
+      <w:bookmarkEnd w:id="0"/>
     </w:p>
     <w:p>
       <w:pPr>
@@ -1055,10 +1057,7 @@
         <w:t>本次实验完成含 3 个 Activity 的翻牌游戏应用：主界面显示姓名、学号、性别、电话与当前最高分；修改界面可修改并校验信息，按实验要求只存内存；游戏界面由 GridLayout 生成 16 张牌，点击翻转，配对成功变绿锁定，失败 0.9 秒后自动翻回，分数、翻牌次数与配对进度实时刷新，全部配对后弹出结算并保存最高分，运行结果与设计预期一致。程序按 MVC 分层：Model 参照附件实现匹配与计分，Controller 接收点击、驱动模型并同步界面，View 由多张牌组成。单元测试与 UI 测试共 42 个用例全部通过，覆盖计分、发牌、翻回重开与界面跳转、表单校验、通关流程。期间解决了按钮背景失效、牌桌等分、状态栏遮挡、失败延时翻回等问题。不足是信息未持久化，后续可加本地存储、音效与难度选择。</w:t>
       </w:r>
     </w:p>
-    <w:p>
-      <w:bookmarkStart w:id="0" w:name="_GoBack"/>
-      <w:bookmarkEnd w:id="0"/>
-    </w:p>
+    <w:p/>
     <w:p>
       <w:r>
         <w:rPr>
